--- a/files/제175편 성전에서의 마지막 강론.docx
+++ b/files/제175편 성전에서의 마지막 강론.docx
@@ -263,6 +263,20 @@
           <w:szCs w:val="22"/>
         </w:rPr>
         <w:t xml:space="preserve">예수는 먼저 자신과 사도들이 모세의 법과 전통을 따르며 평화를 구했음을 돌아보았습니다. 그러나 빛과 어둠, 진리와 오류 사이에는 평화가 있을 수 없다고 했습니다(175:1.1-1.2). 그러면서도 지금 자신을 파괴하려는 이들조차 아버지께 돌아오면 받아들여질 것이며, 아직 늦지 않았다고 마지막 기회를 내밀었습니다(175:1.3, 1.6).</w:t>
+      </w:r>
+    </w:p>
+    <w:p>
+      <w:pPr>
+        <w:spacing w:after="0" w:before="130" w:beforeLines="50" w:line="240" w:lineRule="auto"/>
+        <w:jc w:val="both"/>
+      </w:pPr>
+      <w:r>
+        <w:rPr>
+          <w:rFonts w:ascii="함초롬바탕" w:cs="함초롬바탕" w:eastAsia="함초롬바탕" w:hAnsi="함초롬바탕"/>
+          <w:sz w:val="22"/>
+          <w:szCs w:val="22"/>
+        </w:rPr>
+        <w:t xml:space="preserve">예수는 아버지가 세대마다 선지자들을 보냈지만 그들이 죽임을 당했고, 헤롯이 요한을 죽였듯 이제 사람의 아들을 죽이려 한다고 말했습니다(175:1.4). 이 백성은 세상의 빛이 되도록 부름받았으나, 지도자들은 온 인류를 위한 하나님의 사랑의 계시를 최종적으로 거부하려 한다는 것입니다(175:1.5). 그리고 지금 침묵하고 서 있는 사도들의 목소리가 곧 구원의 부름으로 울려 퍼지리라고 했습니다(175:1.8).</w:t>
       </w:r>
     </w:p>
     <w:p>
